--- a/11а клас/РС/Контролно РС/Контролно РС — Вариант Б.docx
+++ b/11а клас/РС/Контролно РС/Контролно РС — Вариант Б.docx
@@ -780,7 +780,7 @@
           <w:color w:val="1F497D"/>
           <w:sz w:val="26"/>
         </w:rPr>
-        <w:t>Част II. Развернати въпроси</w:t>
+        <w:t>Част II. Разгърнати въпроси</w:t>
       </w:r>
     </w:p>
     <w:p/>

--- a/11а клас/РС/Контролно РС/Контролно РС — Вариант Б.docx
+++ b/11а клас/РС/Контролно РС/Контролно РС — Вариант Б.docx
@@ -20,7 +20,7 @@
           <w:b/>
           <w:sz w:val="22"/>
         </w:rPr>
-        <w:t>Вариант Б   |   11а клас   |   Дата: ___________   |   Макс. 30 точки</w:t>
+        <w:t>Вариант Б   |   11а клас   |   Дата: ___________   |   Макс. 43 точки</w:t>
       </w:r>
     </w:p>
     <w:p/>
@@ -732,7 +732,7 @@
         <w:rPr>
           <w:sz w:val="21"/>
         </w:rPr>
-        <w:t>б) Съхранява се в appsettings.json или connectionStrings секцията на app.config</w:t>
+        <w:t>б) Съхранява се в appsettings.json или connectionStrings в app.config</w:t>
       </w:r>
     </w:p>
     <w:p>
@@ -1121,6 +1121,288 @@
       </w:r>
     </w:p>
     <w:p/>
+    <w:p/>
+    <w:p>
+      <w:pPr>
+        <w:pStyle w:val="Heading2"/>
+        <w:jc w:val="left"/>
+      </w:pPr>
+      <w:r>
+        <w:rPr>
+          <w:b/>
+          <w:color w:val="555555"/>
+          <w:sz w:val="22"/>
+        </w:rPr>
+        <w:t>Скала за оценяване (макс. 43 т.)</w:t>
+      </w:r>
+    </w:p>
+    <w:tbl>
+      <w:tblPr>
+        <w:tblStyle w:val="TableGrid"/>
+        <w:tblW w:type="auto" w:w="0"/>
+        <w:tblLook w:firstColumn="1" w:firstRow="1" w:lastColumn="0" w:lastRow="0" w:noHBand="0" w:noVBand="1" w:val="04A0"/>
+      </w:tblPr>
+      <w:tblGrid>
+        <w:gridCol w:w="3230"/>
+        <w:gridCol w:w="3230"/>
+        <w:gridCol w:w="3230"/>
+      </w:tblGrid>
+      <w:tr>
+        <w:tc>
+          <w:tcPr>
+            <w:tcW w:type="dxa" w:w="3230"/>
+            <w:shd w:val="clear" w:color="auto" w:fill="1F497D"/>
+          </w:tcPr>
+          <w:p>
+            <w:r>
+              <w:rPr>
+                <w:b/>
+                <w:color w:val="FFFFFF"/>
+                <w:sz w:val="20"/>
+              </w:rPr>
+              <w:t>Точки</w:t>
+            </w:r>
+          </w:p>
+        </w:tc>
+        <w:tc>
+          <w:tcPr>
+            <w:tcW w:type="dxa" w:w="3230"/>
+            <w:shd w:val="clear" w:color="auto" w:fill="1F497D"/>
+          </w:tcPr>
+          <w:p>
+            <w:r>
+              <w:rPr>
+                <w:b/>
+                <w:color w:val="FFFFFF"/>
+                <w:sz w:val="20"/>
+              </w:rPr>
+              <w:t>Оценка</w:t>
+            </w:r>
+          </w:p>
+        </w:tc>
+        <w:tc>
+          <w:tcPr>
+            <w:tcW w:type="dxa" w:w="3230"/>
+            <w:shd w:val="clear" w:color="auto" w:fill="1F497D"/>
+          </w:tcPr>
+          <w:p>
+            <w:r>
+              <w:rPr>
+                <w:b/>
+                <w:color w:val="FFFFFF"/>
+                <w:sz w:val="20"/>
+              </w:rPr>
+              <w:t>Описание</w:t>
+            </w:r>
+          </w:p>
+        </w:tc>
+      </w:tr>
+      <w:tr>
+        <w:tc>
+          <w:tcPr>
+            <w:tcW w:type="dxa" w:w="3230"/>
+          </w:tcPr>
+          <w:p>
+            <w:r>
+              <w:rPr>
+                <w:sz w:val="20"/>
+              </w:rPr>
+              <w:t>0 – 17</w:t>
+            </w:r>
+          </w:p>
+        </w:tc>
+        <w:tc>
+          <w:tcPr>
+            <w:tcW w:type="dxa" w:w="3230"/>
+          </w:tcPr>
+          <w:p>
+            <w:r>
+              <w:rPr>
+                <w:sz w:val="20"/>
+              </w:rPr>
+              <w:t>2 (Слаб)</w:t>
+            </w:r>
+          </w:p>
+        </w:tc>
+        <w:tc>
+          <w:tcPr>
+            <w:tcW w:type="dxa" w:w="3230"/>
+          </w:tcPr>
+          <w:p>
+            <w:r>
+              <w:rPr>
+                <w:sz w:val="20"/>
+              </w:rPr>
+              <w:t>Недостатъчни познания</w:t>
+            </w:r>
+          </w:p>
+        </w:tc>
+      </w:tr>
+      <w:tr>
+        <w:tc>
+          <w:tcPr>
+            <w:tcW w:type="dxa" w:w="3230"/>
+          </w:tcPr>
+          <w:p>
+            <w:r>
+              <w:rPr>
+                <w:sz w:val="20"/>
+              </w:rPr>
+              <w:t>18 – 25</w:t>
+            </w:r>
+          </w:p>
+        </w:tc>
+        <w:tc>
+          <w:tcPr>
+            <w:tcW w:type="dxa" w:w="3230"/>
+          </w:tcPr>
+          <w:p>
+            <w:r>
+              <w:rPr>
+                <w:sz w:val="20"/>
+              </w:rPr>
+              <w:t>3 (Среден)</w:t>
+            </w:r>
+          </w:p>
+        </w:tc>
+        <w:tc>
+          <w:tcPr>
+            <w:tcW w:type="dxa" w:w="3230"/>
+          </w:tcPr>
+          <w:p>
+            <w:r>
+              <w:rPr>
+                <w:sz w:val="20"/>
+              </w:rPr>
+              <w:t>Основни познания</w:t>
+            </w:r>
+          </w:p>
+        </w:tc>
+      </w:tr>
+      <w:tr>
+        <w:tc>
+          <w:tcPr>
+            <w:tcW w:type="dxa" w:w="3230"/>
+          </w:tcPr>
+          <w:p>
+            <w:r>
+              <w:rPr>
+                <w:sz w:val="20"/>
+              </w:rPr>
+              <w:t>26 – 33</w:t>
+            </w:r>
+          </w:p>
+        </w:tc>
+        <w:tc>
+          <w:tcPr>
+            <w:tcW w:type="dxa" w:w="3230"/>
+          </w:tcPr>
+          <w:p>
+            <w:r>
+              <w:rPr>
+                <w:sz w:val="20"/>
+              </w:rPr>
+              <w:t>4 (Добър)</w:t>
+            </w:r>
+          </w:p>
+        </w:tc>
+        <w:tc>
+          <w:tcPr>
+            <w:tcW w:type="dxa" w:w="3230"/>
+          </w:tcPr>
+          <w:p>
+            <w:r>
+              <w:rPr>
+                <w:sz w:val="20"/>
+              </w:rPr>
+              <w:t>Добро владеене на материала</w:t>
+            </w:r>
+          </w:p>
+        </w:tc>
+      </w:tr>
+      <w:tr>
+        <w:tc>
+          <w:tcPr>
+            <w:tcW w:type="dxa" w:w="3230"/>
+          </w:tcPr>
+          <w:p>
+            <w:r>
+              <w:rPr>
+                <w:sz w:val="20"/>
+              </w:rPr>
+              <w:t>34 – 39</w:t>
+            </w:r>
+          </w:p>
+        </w:tc>
+        <w:tc>
+          <w:tcPr>
+            <w:tcW w:type="dxa" w:w="3230"/>
+          </w:tcPr>
+          <w:p>
+            <w:r>
+              <w:rPr>
+                <w:sz w:val="20"/>
+              </w:rPr>
+              <w:t>5 (Мн. добър)</w:t>
+            </w:r>
+          </w:p>
+        </w:tc>
+        <w:tc>
+          <w:tcPr>
+            <w:tcW w:type="dxa" w:w="3230"/>
+          </w:tcPr>
+          <w:p>
+            <w:r>
+              <w:rPr>
+                <w:sz w:val="20"/>
+              </w:rPr>
+              <w:t>Много добри познания</w:t>
+            </w:r>
+          </w:p>
+        </w:tc>
+      </w:tr>
+      <w:tr>
+        <w:tc>
+          <w:tcPr>
+            <w:tcW w:type="dxa" w:w="3230"/>
+          </w:tcPr>
+          <w:p>
+            <w:r>
+              <w:rPr>
+                <w:sz w:val="20"/>
+              </w:rPr>
+              <w:t>40 – 43</w:t>
+            </w:r>
+          </w:p>
+        </w:tc>
+        <w:tc>
+          <w:tcPr>
+            <w:tcW w:type="dxa" w:w="3230"/>
+          </w:tcPr>
+          <w:p>
+            <w:r>
+              <w:rPr>
+                <w:sz w:val="20"/>
+              </w:rPr>
+              <w:t>6 (Отличен)</w:t>
+            </w:r>
+          </w:p>
+        </w:tc>
+        <w:tc>
+          <w:tcPr>
+            <w:tcW w:type="dxa" w:w="3230"/>
+          </w:tcPr>
+          <w:p>
+            <w:r>
+              <w:rPr>
+                <w:sz w:val="20"/>
+              </w:rPr>
+              <w:t>Отлично владеене</w:t>
+            </w:r>
+          </w:p>
+        </w:tc>
+      </w:tr>
+    </w:tbl>
     <w:sectPr>
       <w:pgSz w:w="12240" w:h="15840"/>
       <w:pgMar w:top="1134" w:right="1134" w:bottom="1134" w:left="1417" w:header="720" w:footer="720" w:gutter="0"/>
